--- a/剧情.docx
+++ b/剧情.docx
@@ -3797,7 +3797,6 @@
           <w:sz w:val="24"/>
         </w:rPr>
       </w:pPr>
-      <w:bookmarkStart w:id="0" w:name="_GoBack"/>
       <w:r>
         <w:rPr>
           <w:rFonts w:hint="eastAsia"/>
@@ -3806,7 +3805,6 @@
         <w:t>阁下，寻找沙漠之眼的旅途可还顺利？</w:t>
       </w:r>
     </w:p>
-    <w:bookmarkEnd w:id="0"/>
     <w:p>
       <w:pPr>
         <w:rPr>
@@ -5144,6 +5142,33 @@
     <w:p>
       <w:pPr>
         <w:rPr>
+          <w:rFonts w:hint="default" w:eastAsiaTheme="minorEastAsia"/>
+          <w:sz w:val="24"/>
+          <w:highlight w:val="yellow"/>
+          <w:lang w:val="en-US" w:eastAsia="zh-CN"/>
+        </w:rPr>
+      </w:pPr>
+      <w:r>
+        <w:rPr>
+          <w:rFonts w:hint="eastAsia"/>
+          <w:sz w:val="24"/>
+          <w:highlight w:val="yellow"/>
+          <w:lang w:val="en-US" w:eastAsia="zh-CN"/>
+        </w:rPr>
+        <w:t>和曦轮对话</w:t>
+      </w:r>
+    </w:p>
+    <w:p>
+      <w:pPr>
+        <w:rPr>
+          <w:sz w:val="24"/>
+          <w:highlight w:val="yellow"/>
+        </w:rPr>
+      </w:pPr>
+    </w:p>
+    <w:p>
+      <w:pPr>
+        <w:rPr>
           <w:sz w:val="24"/>
           <w:highlight w:val="yellow"/>
         </w:rPr>
@@ -5176,10 +5201,206 @@
     <w:p>
       <w:pPr>
         <w:rPr>
-          <w:sz w:val="24"/>
-          <w:highlight w:val="yellow"/>
-        </w:rPr>
-      </w:pPr>
+          <w:rStyle w:val="8"/>
+          <w:rFonts w:ascii="宋体" w:hAnsi="宋体" w:eastAsia="宋体" w:cs="宋体"/>
+          <w:bCs/>
+          <w:color w:val="0F1115"/>
+          <w:kern w:val="0"/>
+          <w:sz w:val="24"/>
+          <w:shd w:val="clear" w:color="auto" w:fill="FFFFFF"/>
+          <w:lang w:bidi="ar"/>
+        </w:rPr>
+      </w:pPr>
+      <w:r>
+        <w:rPr>
+          <w:rStyle w:val="8"/>
+          <w:rFonts w:hint="eastAsia" w:ascii="宋体" w:hAnsi="宋体" w:eastAsia="宋体" w:cs="宋体"/>
+          <w:bCs/>
+          <w:color w:val="0F1115"/>
+          <w:kern w:val="0"/>
+          <w:sz w:val="24"/>
+          <w:shd w:val="clear" w:color="auto" w:fill="FFFFFF"/>
+          <w:lang w:bidi="ar"/>
+        </w:rPr>
+        <w:t>羲轮：</w:t>
+      </w:r>
+    </w:p>
+    <w:p>
+      <w:pPr>
+        <w:rPr>
+          <w:rStyle w:val="8"/>
+          <w:rFonts w:hint="eastAsia" w:ascii="宋体" w:hAnsi="宋体" w:eastAsia="宋体" w:cs="宋体"/>
+          <w:b w:val="0"/>
+          <w:color w:val="0F1115"/>
+          <w:kern w:val="0"/>
+          <w:sz w:val="24"/>
+          <w:shd w:val="clear" w:color="auto" w:fill="FFFFFF"/>
+          <w:lang w:val="en-US" w:eastAsia="zh-CN" w:bidi="ar"/>
+        </w:rPr>
+      </w:pPr>
+      <w:r>
+        <w:rPr>
+          <w:rStyle w:val="8"/>
+          <w:rFonts w:hint="eastAsia" w:ascii="宋体" w:hAnsi="宋体" w:eastAsia="宋体" w:cs="宋体"/>
+          <w:b w:val="0"/>
+          <w:color w:val="0F1115"/>
+          <w:kern w:val="0"/>
+          <w:sz w:val="24"/>
+          <w:shd w:val="clear" w:color="auto" w:fill="FFFFFF"/>
+          <w:lang w:bidi="ar"/>
+        </w:rPr>
+        <w:t>阁下，</w:t>
+      </w:r>
+      <w:r>
+        <w:rPr>
+          <w:rStyle w:val="8"/>
+          <w:rFonts w:hint="eastAsia" w:ascii="宋体" w:hAnsi="宋体" w:eastAsia="宋体" w:cs="宋体"/>
+          <w:b w:val="0"/>
+          <w:color w:val="0F1115"/>
+          <w:kern w:val="0"/>
+          <w:sz w:val="24"/>
+          <w:shd w:val="clear" w:color="auto" w:fill="FFFFFF"/>
+          <w:lang w:val="en-US" w:eastAsia="zh-CN" w:bidi="ar"/>
+        </w:rPr>
+        <w:t>寻找深渊之眼的旅途可还顺利？</w:t>
+      </w:r>
+    </w:p>
+    <w:p>
+      <w:pPr>
+        <w:rPr>
+          <w:rStyle w:val="8"/>
+          <w:rFonts w:hint="eastAsia" w:ascii="宋体" w:hAnsi="宋体" w:eastAsia="宋体" w:cs="宋体"/>
+          <w:b w:val="0"/>
+          <w:color w:val="0F1115"/>
+          <w:kern w:val="0"/>
+          <w:sz w:val="24"/>
+          <w:shd w:val="clear" w:color="auto" w:fill="FFFFFF"/>
+          <w:lang w:val="en-US" w:eastAsia="zh-CN" w:bidi="ar"/>
+        </w:rPr>
+      </w:pPr>
+      <w:r>
+        <w:rPr>
+          <w:rStyle w:val="8"/>
+          <w:rFonts w:hint="eastAsia" w:ascii="宋体" w:hAnsi="宋体" w:eastAsia="宋体" w:cs="宋体"/>
+          <w:b w:val="0"/>
+          <w:color w:val="0F1115"/>
+          <w:kern w:val="0"/>
+          <w:sz w:val="24"/>
+          <w:shd w:val="clear" w:color="auto" w:fill="FFFFFF"/>
+          <w:lang w:val="en-US" w:eastAsia="zh-CN" w:bidi="ar"/>
+        </w:rPr>
+        <w:t>-我已寻回之眼</w:t>
+      </w:r>
+    </w:p>
+    <w:p>
+      <w:pPr>
+        <w:rPr>
+          <w:rStyle w:val="8"/>
+          <w:rFonts w:hint="default" w:ascii="宋体" w:hAnsi="宋体" w:eastAsia="宋体" w:cs="宋体"/>
+          <w:b w:val="0"/>
+          <w:color w:val="0F1115"/>
+          <w:kern w:val="0"/>
+          <w:sz w:val="24"/>
+          <w:shd w:val="clear" w:color="auto" w:fill="FFFFFF"/>
+          <w:lang w:val="en-US" w:eastAsia="zh-CN" w:bidi="ar"/>
+        </w:rPr>
+      </w:pPr>
+      <w:r>
+        <w:rPr>
+          <w:rStyle w:val="8"/>
+          <w:rFonts w:hint="eastAsia" w:ascii="宋体" w:hAnsi="宋体" w:eastAsia="宋体" w:cs="宋体"/>
+          <w:b w:val="0"/>
+          <w:color w:val="0F1115"/>
+          <w:kern w:val="0"/>
+          <w:sz w:val="24"/>
+          <w:shd w:val="clear" w:color="auto" w:fill="FFFFFF"/>
+          <w:lang w:val="en-US" w:eastAsia="zh-CN" w:bidi="ar"/>
+        </w:rPr>
+        <w:t>辛苦阁下了！待我为共鸣石充能，阁下请稍作休息！</w:t>
+      </w:r>
+    </w:p>
+    <w:p>
+      <w:pPr>
+        <w:rPr>
+          <w:rStyle w:val="8"/>
+          <w:rFonts w:hint="eastAsia" w:ascii="宋体" w:hAnsi="宋体" w:eastAsia="宋体" w:cs="宋体"/>
+          <w:b w:val="0"/>
+          <w:color w:val="0F1115"/>
+          <w:kern w:val="0"/>
+          <w:sz w:val="24"/>
+          <w:shd w:val="clear" w:color="auto" w:fill="FFFFFF"/>
+          <w:lang w:val="en-US" w:eastAsia="zh-CN" w:bidi="ar"/>
+        </w:rPr>
+      </w:pPr>
+      <w:r>
+        <w:rPr>
+          <w:rStyle w:val="8"/>
+          <w:rFonts w:hint="eastAsia" w:ascii="宋体" w:hAnsi="宋体" w:eastAsia="宋体" w:cs="宋体"/>
+          <w:b w:val="0"/>
+          <w:color w:val="0F1115"/>
+          <w:kern w:val="0"/>
+          <w:sz w:val="24"/>
+          <w:shd w:val="clear" w:color="auto" w:fill="FFFFFF"/>
+          <w:lang w:val="en-US" w:eastAsia="zh-CN" w:bidi="ar"/>
+        </w:rPr>
+        <w:t>-关于【海船墓地的回响】</w:t>
+      </w:r>
+    </w:p>
+    <w:p>
+      <w:pPr>
+        <w:rPr>
+          <w:rStyle w:val="8"/>
+          <w:rFonts w:hint="eastAsia" w:ascii="宋体" w:hAnsi="宋体" w:eastAsia="宋体" w:cs="宋体"/>
+          <w:b w:val="0"/>
+          <w:color w:val="0F1115"/>
+          <w:kern w:val="0"/>
+          <w:sz w:val="24"/>
+          <w:shd w:val="clear" w:color="auto" w:fill="FFFFFF"/>
+          <w:lang w:val="en-US" w:eastAsia="zh-CN" w:bidi="ar"/>
+        </w:rPr>
+      </w:pPr>
+      <w:r>
+        <w:rPr>
+          <w:rStyle w:val="8"/>
+          <w:rFonts w:hint="eastAsia" w:ascii="宋体" w:hAnsi="宋体" w:eastAsia="宋体" w:cs="宋体"/>
+          <w:b w:val="0"/>
+          <w:color w:val="0F1115"/>
+          <w:kern w:val="0"/>
+          <w:sz w:val="24"/>
+          <w:shd w:val="clear" w:color="auto" w:fill="FFFFFF"/>
+          <w:lang w:val="en-US" w:eastAsia="zh-CN" w:bidi="ar"/>
+        </w:rPr>
+        <w:t>【海船墓地的回响】？吾找不到相关记忆，还请阁下去请教魔女阁下，借助她的力量在智库中搜寻看看吧！</w:t>
+      </w:r>
+    </w:p>
+    <w:p>
+      <w:pPr>
+        <w:rPr>
+          <w:rStyle w:val="8"/>
+          <w:rFonts w:hint="default" w:ascii="宋体" w:hAnsi="宋体" w:eastAsia="宋体" w:cs="宋体"/>
+          <w:b w:val="0"/>
+          <w:color w:val="0F1115"/>
+          <w:kern w:val="0"/>
+          <w:sz w:val="24"/>
+          <w:shd w:val="clear" w:color="auto" w:fill="FFFFFF"/>
+          <w:lang w:val="en-US" w:eastAsia="zh-CN" w:bidi="ar"/>
+        </w:rPr>
+      </w:pPr>
+      <w:r>
+        <w:rPr>
+          <w:rStyle w:val="8"/>
+          <w:rFonts w:hint="eastAsia" w:ascii="宋体" w:hAnsi="宋体" w:eastAsia="宋体" w:cs="宋体"/>
+          <w:b w:val="0"/>
+          <w:color w:val="0F1115"/>
+          <w:kern w:val="0"/>
+          <w:sz w:val="24"/>
+          <w:shd w:val="clear" w:color="auto" w:fill="FFFFFF"/>
+          <w:lang w:val="en-US" w:eastAsia="zh-CN" w:bidi="ar"/>
+        </w:rPr>
+        <w:t>-结束对话</w:t>
+      </w:r>
+      <w:bookmarkStart w:id="0" w:name="_GoBack"/>
+      <w:bookmarkEnd w:id="0"/>
     </w:p>
     <w:p>
       <w:pPr>
@@ -12308,7 +12529,7 @@
 </file>
 
 <file path=customXml/item1.xml><?xml version="1.0" encoding="utf-8"?>
-<b:Sources xmlns:b="http://schemas.openxmlformats.org/officeDocument/2006/bibliography" xmlns="http://schemas.openxmlformats.org/officeDocument/2006/bibliography" SelectedStyle="\APASixthEditionOfficeOnline.xsl" StyleName="APA" Version="6"/>
+<b:Sources xmlns="http://schemas.openxmlformats.org/officeDocument/2006/bibliography" xmlns:b="http://schemas.openxmlformats.org/officeDocument/2006/bibliography" SelectedStyle="\APASixthEditionOfficeOnline.xsl" StyleName="APA" Version="6"/>
 </file>
 
 <file path=customXml/itemProps1.xml><?xml version="1.0" encoding="utf-8"?>

--- a/剧情.docx
+++ b/剧情.docx
@@ -5399,8 +5399,6 @@
         </w:rPr>
         <w:t>-结束对话</w:t>
       </w:r>
-      <w:bookmarkStart w:id="0" w:name="_GoBack"/>
-      <w:bookmarkEnd w:id="0"/>
     </w:p>
     <w:p>
       <w:pPr>
@@ -6413,7 +6411,22 @@
           <w:rFonts w:hint="eastAsia"/>
           <w:sz w:val="24"/>
         </w:rPr>
-        <w:t xml:space="preserve">  -呈上死灵卷轴</w:t>
+        <w:t xml:space="preserve">  -</w:t>
+      </w:r>
+      <w:r>
+        <w:rPr>
+          <w:rFonts w:hint="eastAsia"/>
+          <w:sz w:val="24"/>
+          <w:lang w:val="en-US" w:eastAsia="zh-CN"/>
+        </w:rPr>
+        <w:t>关于</w:t>
+      </w:r>
+      <w:r>
+        <w:rPr>
+          <w:rFonts w:hint="eastAsia"/>
+          <w:sz w:val="24"/>
+        </w:rPr>
+        <w:t>死灵卷轴</w:t>
       </w:r>
     </w:p>
     <w:p>
@@ -6435,18 +6448,309 @@
         </w:rPr>
         <w:t>...</w:t>
       </w:r>
-      <w:r>
-        <w:rPr>
-          <w:rFonts w:hint="eastAsia"/>
-          <w:sz w:val="24"/>
-        </w:rPr>
-        <w:t>看来掌管冥界的灵魂使徒，还掌握了生灵法术。看来这法术和我所学的有异曲同工之妙！呐，我翻译给你看看。</w:t>
-      </w:r>
+    </w:p>
+    <w:p>
+      <w:pPr>
+        <w:ind w:firstLine="420" w:firstLineChars="0"/>
+        <w:rPr>
+          <w:rFonts w:hint="eastAsia"/>
+          <w:sz w:val="24"/>
+          <w:lang w:val="en-US" w:eastAsia="zh-CN"/>
+        </w:rPr>
+      </w:pPr>
+      <w:r>
+        <w:rPr>
+          <w:rFonts w:hint="eastAsia"/>
+          <w:sz w:val="24"/>
+          <w:lang w:val="en-US" w:eastAsia="zh-CN"/>
+        </w:rPr>
+        <w:t>-继续</w:t>
+      </w:r>
+    </w:p>
+    <w:p>
+      <w:pPr>
+        <w:ind w:firstLine="420" w:firstLineChars="0"/>
+        <w:rPr>
+          <w:rFonts w:hint="eastAsia" w:eastAsiaTheme="minorEastAsia"/>
+          <w:sz w:val="24"/>
+          <w:lang w:eastAsia="zh-CN"/>
+        </w:rPr>
+      </w:pPr>
+      <w:r>
+        <w:rPr>
+          <w:rFonts w:hint="eastAsia"/>
+          <w:sz w:val="24"/>
+          <w:lang w:val="en-US" w:eastAsia="zh-CN"/>
+        </w:rPr>
+        <w:t>哼哼，</w:t>
+      </w:r>
+      <w:r>
+        <w:rPr>
+          <w:rFonts w:hint="eastAsia"/>
+          <w:sz w:val="24"/>
+        </w:rPr>
+        <w:t>看来掌管冥界的灵魂使徒，还掌握了生灵法术</w:t>
+      </w:r>
+      <w:r>
+        <w:rPr>
+          <w:rFonts w:hint="eastAsia"/>
+          <w:sz w:val="24"/>
+          <w:lang w:eastAsia="zh-CN"/>
+        </w:rPr>
+        <w:t>！</w:t>
+      </w:r>
+    </w:p>
+    <w:p>
+      <w:pPr>
+        <w:ind w:firstLine="420" w:firstLineChars="0"/>
+        <w:rPr>
+          <w:rFonts w:hint="eastAsia"/>
+          <w:sz w:val="24"/>
+          <w:lang w:val="en-US" w:eastAsia="zh-CN"/>
+        </w:rPr>
+      </w:pPr>
+      <w:r>
+        <w:rPr>
+          <w:rFonts w:hint="eastAsia"/>
+          <w:sz w:val="24"/>
+          <w:lang w:val="en-US" w:eastAsia="zh-CN"/>
+        </w:rPr>
+        <w:t>-继续</w:t>
+      </w:r>
+    </w:p>
+    <w:p>
+      <w:pPr>
+        <w:ind w:firstLine="420" w:firstLineChars="0"/>
+        <w:rPr>
+          <w:rFonts w:hint="eastAsia"/>
+          <w:sz w:val="24"/>
+          <w:highlight w:val="yellow"/>
+          <w:lang w:val="en-US" w:eastAsia="zh-CN"/>
+        </w:rPr>
+      </w:pPr>
+      <w:r>
+        <w:rPr>
+          <w:rFonts w:hint="eastAsia"/>
+          <w:sz w:val="24"/>
+          <w:lang w:val="en-US" w:eastAsia="zh-CN"/>
+        </w:rPr>
+        <w:t>死灵卷轴上带给了我们两个信息，</w:t>
+      </w:r>
+      <w:r>
+        <w:rPr>
+          <w:rFonts w:hint="eastAsia"/>
+          <w:sz w:val="24"/>
+          <w:highlight w:val="yellow"/>
+          <w:lang w:val="en-US" w:eastAsia="zh-CN"/>
+        </w:rPr>
+        <w:t>其一是，它为我们描绘了世界上大部分受到黑潮侵蚀的魔物！</w:t>
+      </w:r>
+    </w:p>
+    <w:p>
+      <w:pPr>
+        <w:ind w:firstLine="420" w:firstLineChars="0"/>
+        <w:rPr>
+          <w:rFonts w:hint="eastAsia"/>
+          <w:sz w:val="24"/>
+          <w:highlight w:val="none"/>
+          <w:lang w:val="en-US" w:eastAsia="zh-CN"/>
+        </w:rPr>
+      </w:pPr>
+      <w:r>
+        <w:rPr>
+          <w:rFonts w:hint="eastAsia"/>
+          <w:sz w:val="24"/>
+          <w:highlight w:val="none"/>
+          <w:lang w:val="en-US" w:eastAsia="zh-CN"/>
+        </w:rPr>
+        <w:t>-继续</w:t>
+      </w:r>
+    </w:p>
+    <w:p>
+      <w:pPr>
+        <w:ind w:firstLine="420" w:firstLineChars="0"/>
+        <w:rPr>
+          <w:rFonts w:hint="default"/>
+          <w:sz w:val="24"/>
+          <w:highlight w:val="yellow"/>
+          <w:lang w:val="en-US" w:eastAsia="zh-CN"/>
+        </w:rPr>
+      </w:pPr>
+      <w:r>
+        <w:rPr>
+          <w:rFonts w:hint="eastAsia"/>
+          <w:sz w:val="24"/>
+          <w:highlight w:val="yellow"/>
+          <w:lang w:val="en-US" w:eastAsia="zh-CN"/>
+        </w:rPr>
+        <w:t>其二是，它上面记载了这个世界上的魔法！</w:t>
+      </w:r>
+      <w:r>
+        <w:rPr>
+          <w:rFonts w:hint="eastAsia"/>
+          <w:sz w:val="24"/>
+          <w:lang w:val="en-US" w:eastAsia="zh-CN"/>
+        </w:rPr>
+        <w:t>哼哼，</w:t>
+      </w:r>
+      <w:r>
+        <w:rPr>
+          <w:rFonts w:hint="eastAsia"/>
+          <w:sz w:val="24"/>
+        </w:rPr>
+        <w:t>这</w:t>
+      </w:r>
+      <w:r>
+        <w:rPr>
+          <w:rFonts w:hint="eastAsia"/>
+          <w:sz w:val="24"/>
+          <w:lang w:val="en-US" w:eastAsia="zh-CN"/>
+        </w:rPr>
+        <w:t>里的魔法</w:t>
+      </w:r>
+      <w:r>
+        <w:rPr>
+          <w:rFonts w:hint="eastAsia"/>
+          <w:sz w:val="24"/>
+        </w:rPr>
+        <w:t>和我所学的</w:t>
+      </w:r>
+      <w:r>
+        <w:rPr>
+          <w:rFonts w:hint="eastAsia"/>
+          <w:sz w:val="24"/>
+          <w:lang w:val="en-US" w:eastAsia="zh-CN"/>
+        </w:rPr>
+        <w:t>魔法</w:t>
+      </w:r>
+      <w:r>
+        <w:rPr>
+          <w:rFonts w:hint="eastAsia"/>
+          <w:sz w:val="24"/>
+        </w:rPr>
+        <w:t>有异曲同工之妙</w:t>
+      </w:r>
+      <w:r>
+        <w:rPr>
+          <w:rFonts w:hint="eastAsia"/>
+          <w:sz w:val="24"/>
+          <w:lang w:val="en-US" w:eastAsia="zh-CN"/>
+        </w:rPr>
+        <w:t>呢</w:t>
+      </w:r>
+      <w:r>
+        <w:rPr>
+          <w:rFonts w:hint="eastAsia"/>
+          <w:sz w:val="24"/>
+        </w:rPr>
+        <w:t>！</w:t>
+      </w:r>
+    </w:p>
+    <w:p>
+      <w:pPr>
+        <w:ind w:firstLine="420" w:firstLineChars="0"/>
+        <w:rPr>
+          <w:rFonts w:hint="eastAsia"/>
+          <w:sz w:val="24"/>
+          <w:highlight w:val="none"/>
+          <w:lang w:val="en-US" w:eastAsia="zh-CN"/>
+        </w:rPr>
+      </w:pPr>
+      <w:r>
+        <w:rPr>
+          <w:rFonts w:hint="eastAsia"/>
+          <w:sz w:val="24"/>
+          <w:highlight w:val="none"/>
+          <w:lang w:val="en-US" w:eastAsia="zh-CN"/>
+        </w:rPr>
+        <w:t>-继续</w:t>
+      </w:r>
+    </w:p>
+    <w:p>
+      <w:pPr>
+        <w:ind w:firstLine="420" w:firstLineChars="0"/>
+        <w:rPr>
+          <w:rFonts w:hint="eastAsia"/>
+          <w:sz w:val="24"/>
+          <w:highlight w:val="yellow"/>
+          <w:lang w:val="en-US" w:eastAsia="zh-CN"/>
+        </w:rPr>
+      </w:pPr>
+      <w:r>
+        <w:rPr>
+          <w:rFonts w:hint="eastAsia"/>
+          <w:sz w:val="24"/>
+          <w:highlight w:val="none"/>
+          <w:lang w:val="en-US" w:eastAsia="zh-CN"/>
+        </w:rPr>
+        <w:t>卷轴描绘了法术源质，</w:t>
+      </w:r>
+      <w:r>
+        <w:rPr>
+          <w:rFonts w:hint="eastAsia"/>
+          <w:sz w:val="24"/>
+          <w:highlight w:val="yellow"/>
+          <w:lang w:val="en-US" w:eastAsia="zh-CN"/>
+        </w:rPr>
+        <w:t>将图鉴所描述的法术源质带给我，我将为你转化成对应的法术卷轴</w:t>
+      </w:r>
+    </w:p>
+    <w:p>
+      <w:pPr>
+        <w:ind w:firstLine="420" w:firstLineChars="0"/>
+        <w:rPr>
+          <w:rFonts w:hint="eastAsia"/>
+          <w:sz w:val="24"/>
+          <w:highlight w:val="none"/>
+          <w:lang w:val="en-US" w:eastAsia="zh-CN"/>
+        </w:rPr>
+      </w:pPr>
+      <w:r>
+        <w:rPr>
+          <w:rFonts w:hint="eastAsia"/>
+          <w:sz w:val="24"/>
+          <w:highlight w:val="none"/>
+          <w:lang w:val="en-US" w:eastAsia="zh-CN"/>
+        </w:rPr>
+        <w:t>-继续</w:t>
+      </w:r>
+    </w:p>
+    <w:p>
+      <w:pPr>
+        <w:ind w:firstLine="420" w:firstLineChars="0"/>
+        <w:rPr>
+          <w:rFonts w:hint="default" w:eastAsiaTheme="minorEastAsia"/>
+          <w:sz w:val="24"/>
+          <w:highlight w:val="yellow"/>
+          <w:lang w:val="en-US" w:eastAsia="zh-CN"/>
+        </w:rPr>
+      </w:pPr>
+      <w:r>
+        <w:rPr>
+          <w:rFonts w:hint="eastAsia"/>
+          <w:sz w:val="24"/>
+          <w:highlight w:val="yellow"/>
+          <w:lang w:val="en-US" w:eastAsia="zh-CN"/>
+        </w:rPr>
+        <w:t>将武器交给我，我将把卷轴所记载的法术附魔在武器上</w:t>
+      </w:r>
+      <w:r>
+        <w:rPr>
+          <w:rFonts w:hint="eastAsia"/>
+          <w:sz w:val="24"/>
+          <w:highlight w:val="none"/>
+          <w:lang w:val="en-US" w:eastAsia="zh-CN"/>
+        </w:rPr>
+        <w:t>！快去试试吧！</w:t>
+      </w:r>
+      <w:bookmarkStart w:id="0" w:name="_GoBack"/>
+      <w:bookmarkEnd w:id="0"/>
     </w:p>
     <w:p>
       <w:pPr>
         <w:ind w:firstLine="480"/>
         <w:rPr>
+          <w:rFonts w:hint="eastAsia"/>
           <w:sz w:val="24"/>
         </w:rPr>
       </w:pPr>
@@ -6456,6 +6760,364 @@
           <w:sz w:val="24"/>
         </w:rPr>
         <w:t>-解锁图鉴</w:t>
+      </w:r>
+    </w:p>
+    <w:p>
+      <w:pPr>
+        <w:ind w:firstLine="480"/>
+        <w:rPr>
+          <w:rFonts w:hint="default" w:eastAsiaTheme="minorEastAsia"/>
+          <w:sz w:val="24"/>
+          <w:lang w:val="en-US" w:eastAsia="zh-CN"/>
+        </w:rPr>
+      </w:pPr>
+      <w:r>
+        <w:rPr>
+          <w:rFonts w:hint="eastAsia"/>
+          <w:sz w:val="24"/>
+          <w:lang w:val="en-US" w:eastAsia="zh-CN"/>
+        </w:rPr>
+        <w:t>播报ftb解锁新章节</w:t>
+      </w:r>
+    </w:p>
+    <w:p>
+      <w:pPr>
+        <w:ind w:firstLine="480"/>
+        <w:rPr>
+          <w:rFonts w:hint="eastAsia"/>
+          <w:sz w:val="24"/>
+        </w:rPr>
+      </w:pPr>
+    </w:p>
+    <w:p>
+      <w:pPr>
+        <w:ind w:firstLine="480"/>
+        <w:rPr>
+          <w:rFonts w:hint="eastAsia"/>
+          <w:sz w:val="24"/>
+          <w:lang w:val="en-US" w:eastAsia="zh-CN"/>
+        </w:rPr>
+      </w:pPr>
+      <w:r>
+        <w:rPr>
+          <w:rFonts w:hint="eastAsia"/>
+          <w:sz w:val="24"/>
+          <w:lang w:val="en-US" w:eastAsia="zh-CN"/>
+        </w:rPr>
+        <w:t>安：</w:t>
+      </w:r>
+    </w:p>
+    <w:p>
+      <w:pPr>
+        <w:ind w:firstLine="480"/>
+        <w:rPr>
+          <w:rFonts w:hint="default"/>
+          <w:sz w:val="24"/>
+          <w:highlight w:val="yellow"/>
+          <w:lang w:val="en-US" w:eastAsia="zh-CN"/>
+        </w:rPr>
+      </w:pPr>
+      <w:r>
+        <w:rPr>
+          <w:rFonts w:hint="eastAsia"/>
+          <w:sz w:val="24"/>
+          <w:lang w:val="en-US" w:eastAsia="zh-CN"/>
+        </w:rPr>
+        <w:t>看来你已经学会如何为武器附魔啦！现在本姑娘就教教你如何释放法术！</w:t>
+      </w:r>
+      <w:r>
+        <w:rPr>
+          <w:rFonts w:hint="eastAsia"/>
+          <w:sz w:val="24"/>
+          <w:highlight w:val="yellow"/>
+          <w:lang w:val="en-US" w:eastAsia="zh-CN"/>
+        </w:rPr>
+        <w:t>好好看，好好学，我只教一遍！</w:t>
+      </w:r>
+    </w:p>
+    <w:p>
+      <w:pPr>
+        <w:ind w:firstLine="480"/>
+        <w:rPr>
+          <w:rFonts w:hint="eastAsia"/>
+          <w:sz w:val="24"/>
+          <w:lang w:val="en-US" w:eastAsia="zh-CN"/>
+        </w:rPr>
+      </w:pPr>
+      <w:r>
+        <w:rPr>
+          <w:rFonts w:hint="eastAsia"/>
+          <w:sz w:val="24"/>
+          <w:lang w:val="en-US" w:eastAsia="zh-CN"/>
+        </w:rPr>
+        <w:t>-继续</w:t>
+      </w:r>
+    </w:p>
+    <w:p>
+      <w:pPr>
+        <w:ind w:firstLine="480"/>
+        <w:rPr>
+          <w:rFonts w:hint="default"/>
+          <w:sz w:val="24"/>
+          <w:lang w:val="en-US" w:eastAsia="zh-CN"/>
+        </w:rPr>
+      </w:pPr>
+      <w:r>
+        <w:rPr>
+          <w:rFonts w:hint="eastAsia"/>
+          <w:sz w:val="24"/>
+          <w:lang w:val="en-US" w:eastAsia="zh-CN"/>
+        </w:rPr>
+        <w:t>持有附魔的武器时，按下</w:t>
+      </w:r>
+      <w:r>
+        <w:rPr>
+          <w:rFonts w:hint="default"/>
+          <w:sz w:val="24"/>
+          <w:highlight w:val="yellow"/>
+          <w:lang w:val="en-US" w:eastAsia="zh-CN"/>
+        </w:rPr>
+        <w:t>[v]</w:t>
+      </w:r>
+      <w:r>
+        <w:rPr>
+          <w:rFonts w:hint="eastAsia"/>
+          <w:sz w:val="24"/>
+          <w:lang w:val="en-US" w:eastAsia="zh-CN"/>
+        </w:rPr>
+        <w:t>即可释放对应的法术。怎么样，很简单吧？</w:t>
+      </w:r>
+    </w:p>
+    <w:p>
+      <w:pPr>
+        <w:ind w:firstLine="480"/>
+        <w:rPr>
+          <w:rFonts w:hint="eastAsia"/>
+          <w:sz w:val="24"/>
+          <w:lang w:val="en-US" w:eastAsia="zh-CN"/>
+        </w:rPr>
+      </w:pPr>
+      <w:r>
+        <w:rPr>
+          <w:rFonts w:hint="eastAsia"/>
+          <w:sz w:val="24"/>
+          <w:lang w:val="en-US" w:eastAsia="zh-CN"/>
+        </w:rPr>
+        <w:t>-继续</w:t>
+      </w:r>
+    </w:p>
+    <w:p>
+      <w:pPr>
+        <w:ind w:firstLine="480"/>
+        <w:rPr>
+          <w:rFonts w:hint="eastAsia"/>
+          <w:sz w:val="24"/>
+          <w:highlight w:val="yellow"/>
+          <w:lang w:val="en-US" w:eastAsia="zh-CN"/>
+        </w:rPr>
+      </w:pPr>
+      <w:r>
+        <w:rPr>
+          <w:rFonts w:hint="eastAsia"/>
+          <w:sz w:val="24"/>
+          <w:highlight w:val="yellow"/>
+          <w:lang w:val="en-US" w:eastAsia="zh-CN"/>
+        </w:rPr>
+        <w:t>（插图，法力值）</w:t>
+      </w:r>
+    </w:p>
+    <w:p>
+      <w:pPr>
+        <w:ind w:firstLine="480"/>
+        <w:rPr>
+          <w:rFonts w:hint="default"/>
+          <w:sz w:val="24"/>
+          <w:highlight w:val="none"/>
+          <w:lang w:val="en-US" w:eastAsia="zh-CN"/>
+        </w:rPr>
+      </w:pPr>
+      <w:r>
+        <w:rPr>
+          <w:rFonts w:hint="eastAsia"/>
+          <w:sz w:val="24"/>
+          <w:lang w:val="en-US" w:eastAsia="zh-CN"/>
+        </w:rPr>
+        <w:t>使用法术会消耗法力值，法力值耗尽则无法使用法术。注意，</w:t>
+      </w:r>
+      <w:r>
+        <w:rPr>
+          <w:rFonts w:hint="eastAsia"/>
+          <w:sz w:val="24"/>
+          <w:highlight w:val="yellow"/>
+          <w:lang w:val="en-US" w:eastAsia="zh-CN"/>
+        </w:rPr>
+        <w:t xml:space="preserve">法力值只能在主城进行回复！ </w:t>
+      </w:r>
+      <w:r>
+        <w:rPr>
+          <w:rFonts w:hint="eastAsia"/>
+          <w:sz w:val="24"/>
+          <w:highlight w:val="none"/>
+          <w:lang w:val="en-US" w:eastAsia="zh-CN"/>
+        </w:rPr>
+        <w:t>离开了主城我便无法为你注入魔力。不过，还有一件事</w:t>
+      </w:r>
+      <w:r>
+        <w:rPr>
+          <w:rFonts w:hint="default"/>
+          <w:sz w:val="24"/>
+          <w:highlight w:val="none"/>
+          <w:lang w:val="en-US" w:eastAsia="zh-CN"/>
+        </w:rPr>
+        <w:t>...</w:t>
+      </w:r>
+    </w:p>
+    <w:p>
+      <w:pPr>
+        <w:ind w:firstLine="480"/>
+        <w:rPr>
+          <w:rFonts w:hint="eastAsia"/>
+          <w:sz w:val="24"/>
+          <w:lang w:val="en-US" w:eastAsia="zh-CN"/>
+        </w:rPr>
+      </w:pPr>
+      <w:r>
+        <w:rPr>
+          <w:rFonts w:hint="eastAsia"/>
+          <w:sz w:val="24"/>
+          <w:lang w:val="en-US" w:eastAsia="zh-CN"/>
+        </w:rPr>
+        <w:t>-我已学会</w:t>
+      </w:r>
+    </w:p>
+    <w:p>
+      <w:pPr>
+        <w:ind w:left="420" w:leftChars="0" w:firstLine="420" w:firstLineChars="0"/>
+        <w:rPr>
+          <w:rFonts w:hint="eastAsia"/>
+          <w:sz w:val="24"/>
+          <w:lang w:val="en-US" w:eastAsia="zh-CN"/>
+        </w:rPr>
+      </w:pPr>
+      <w:r>
+        <w:rPr>
+          <w:rFonts w:hint="eastAsia"/>
+          <w:sz w:val="24"/>
+          <w:lang w:val="en-US" w:eastAsia="zh-CN"/>
+        </w:rPr>
+        <w:t>还有一件事！以防你离开了主城无法回复魔力，本姑娘特意为你准备了</w:t>
+      </w:r>
+      <w:r>
+        <w:rPr>
+          <w:rFonts w:hint="default"/>
+          <w:sz w:val="24"/>
+          <w:lang w:val="en-US" w:eastAsia="zh-CN"/>
+        </w:rPr>
+        <w:t>[</w:t>
+      </w:r>
+      <w:r>
+        <w:rPr>
+          <w:rFonts w:hint="eastAsia"/>
+          <w:sz w:val="24"/>
+          <w:lang w:val="en-US" w:eastAsia="zh-CN"/>
+        </w:rPr>
+        <w:t>%s</w:t>
+      </w:r>
+      <w:r>
+        <w:rPr>
+          <w:rFonts w:hint="default"/>
+          <w:sz w:val="24"/>
+          <w:lang w:val="en-US" w:eastAsia="zh-CN"/>
+        </w:rPr>
+        <w:t>]</w:t>
+      </w:r>
+      <w:r>
+        <w:rPr>
+          <w:rFonts w:hint="eastAsia"/>
+          <w:sz w:val="24"/>
+          <w:lang w:val="en-US" w:eastAsia="zh-CN"/>
+        </w:rPr>
+        <w:t>！有了%s，你就可以随时随地补充魔力值啦！</w:t>
+      </w:r>
+    </w:p>
+    <w:p>
+      <w:pPr>
+        <w:ind w:left="420" w:leftChars="0" w:firstLine="420" w:firstLineChars="0"/>
+        <w:rPr>
+          <w:rFonts w:hint="eastAsia"/>
+          <w:sz w:val="24"/>
+          <w:lang w:val="en-US" w:eastAsia="zh-CN"/>
+        </w:rPr>
+      </w:pPr>
+      <w:r>
+        <w:rPr>
+          <w:rFonts w:hint="default"/>
+          <w:sz w:val="24"/>
+          <w:lang w:val="en-US" w:eastAsia="zh-CN"/>
+        </w:rPr>
+        <w:t>-</w:t>
+      </w:r>
+      <w:r>
+        <w:rPr>
+          <w:rFonts w:hint="eastAsia"/>
+          <w:sz w:val="24"/>
+          <w:lang w:val="en-US" w:eastAsia="zh-CN"/>
+        </w:rPr>
+        <w:t>继续</w:t>
+      </w:r>
+    </w:p>
+    <w:p>
+      <w:pPr>
+        <w:ind w:left="420" w:leftChars="0" w:firstLine="420" w:firstLineChars="0"/>
+        <w:rPr>
+          <w:rFonts w:hint="default"/>
+          <w:sz w:val="24"/>
+          <w:lang w:val="en-US" w:eastAsia="zh-CN"/>
+        </w:rPr>
+      </w:pPr>
+      <w:r>
+        <w:rPr>
+          <w:rFonts w:hint="eastAsia"/>
+          <w:sz w:val="24"/>
+          <w:lang w:val="en-US" w:eastAsia="zh-CN"/>
+        </w:rPr>
+        <w:t>不过，%s的使用次数是有限的！当你用尽后，只要在主城里使用，它就会自动回满！踏上魔法的道路吧！救——世——主！</w:t>
+      </w:r>
+    </w:p>
+    <w:p>
+      <w:pPr>
+        <w:ind w:left="420" w:leftChars="0" w:firstLine="420" w:firstLineChars="0"/>
+        <w:rPr>
+          <w:rFonts w:hint="default"/>
+          <w:sz w:val="24"/>
+          <w:lang w:val="en-US" w:eastAsia="zh-CN"/>
+        </w:rPr>
+      </w:pPr>
+      <w:r>
+        <w:rPr>
+          <w:rFonts w:hint="eastAsia"/>
+          <w:sz w:val="24"/>
+          <w:lang w:val="en-US" w:eastAsia="zh-CN"/>
+        </w:rPr>
+        <w:t>-收下</w:t>
+      </w:r>
+    </w:p>
+    <w:p>
+      <w:pPr>
+        <w:ind w:firstLine="480"/>
+        <w:rPr>
+          <w:rFonts w:hint="default"/>
+          <w:sz w:val="24"/>
+          <w:lang w:val="en-US" w:eastAsia="zh-CN"/>
+        </w:rPr>
+      </w:pPr>
+      <w:r>
+        <w:rPr>
+          <w:rFonts w:hint="eastAsia"/>
+          <w:sz w:val="24"/>
+          <w:lang w:val="en-US" w:eastAsia="zh-CN"/>
+        </w:rPr>
+        <w:t>-再说一遍</w:t>
       </w:r>
     </w:p>
     <w:p>
